--- a/public/cv.docx
+++ b/public/cv.docx
@@ -4,121 +4,197 @@
   <w:body>
     <w:p>
       <w:pPr>
-        <w:pStyle w:val="Title"/>
+        <w:jc w:val="center"/>
       </w:pPr>
       <w:r>
-        <w:t>Yakup Döğer - CV</w:t>
+        <w:rPr>
+          <w:b/>
+          <w:color w:val="2C3E50"/>
+          <w:sz w:val="48"/>
+        </w:rPr>
+        <w:t>YAKUP DÖĞER</w:t>
       </w:r>
     </w:p>
     <w:p>
       <w:pPr>
-        <w:pStyle w:val="Heading1"/>
+        <w:jc w:val="center"/>
       </w:pPr>
       <w:r>
-        <w:t>İletişim</w:t>
+        <w:t>Malatya, Türkiye  |  +90 501 356 54 31</w:t>
+        <w:br/>
+        <w:t>250472015@firat.edu.tr  |  linkedin.com/in/yakupdoger</w:t>
+        <w:br/>
+        <w:t>github.com/Yakupie  |  yakupie.com.tr</w:t>
       </w:r>
     </w:p>
     <w:p>
       <w:r>
-        <w:t>Email: 250472015@firat.edu.tr</w:t>
-        <w:br/>
-        <w:t>Telefon: +90 501 356 54 31</w:t>
-        <w:br/>
-        <w:t>LinkedIn: https://www.linkedin.com/in/yakupdoger/</w:t>
-        <w:br/>
-        <w:t>GitHub: https://github.com/Yakupie</w:t>
-        <w:br/>
-        <w:t>Web: https://github.com/Yakupie/temel-analiz.com</w:t>
+        <w:rPr>
+          <w:b/>
+          <w:color w:val="2980B9"/>
+          <w:sz w:val="24"/>
+        </w:rPr>
+        <w:t>HAKKIMDA</w:t>
+      </w:r>
+    </w:p>
+    <w:p>
+      <w:r>
+        <w:t>Fırat Üniversitesi İstatistik 1. sınıf öğrencisiyim. Web geliştirme ve veri odaklı teknolojilerle ilgileniyorum. Frontend ve veri otomasyonu alanında kendimi geliştiriyorum. Modern framework'ler ve veri kazıma teknolojileri üzerine projeler üretiyorum.</w:t>
+      </w:r>
+    </w:p>
+    <w:p>
+      <w:r>
+        <w:rPr>
+          <w:b/>
+          <w:color w:val="2980B9"/>
+          <w:sz w:val="24"/>
+        </w:rPr>
+        <w:t>TEKNIK YETENEKLER</w:t>
       </w:r>
     </w:p>
     <w:p>
       <w:pPr>
-        <w:pStyle w:val="Heading1"/>
+        <w:pStyle w:val="ListBullet"/>
       </w:pPr>
       <w:r>
-        <w:t>Hakkımda</w:t>
+        <w:rPr>
+          <w:b/>
+        </w:rPr>
+        <w:t xml:space="preserve">Frontend: </w:t>
+      </w:r>
+      <w:r>
+        <w:t>HTML, CSS, JavaScript</w:t>
+      </w:r>
+    </w:p>
+    <w:p>
+      <w:pPr>
+        <w:pStyle w:val="ListBullet"/>
+      </w:pPr>
+      <w:r>
+        <w:rPr>
+          <w:b/>
+        </w:rPr>
+        <w:t xml:space="preserve">Frameworkler: </w:t>
+      </w:r>
+      <w:r>
+        <w:t>Svelte, Qwik, Astro</w:t>
+      </w:r>
+    </w:p>
+    <w:p>
+      <w:pPr>
+        <w:pStyle w:val="ListBullet"/>
+      </w:pPr>
+      <w:r>
+        <w:rPr>
+          <w:b/>
+        </w:rPr>
+        <w:t xml:space="preserve">Backend / Script: </w:t>
+      </w:r>
+      <w:r>
+        <w:t>Python, Rust, C</w:t>
+      </w:r>
+    </w:p>
+    <w:p>
+      <w:pPr>
+        <w:pStyle w:val="ListBullet"/>
+      </w:pPr>
+      <w:r>
+        <w:rPr>
+          <w:b/>
+        </w:rPr>
+        <w:t xml:space="preserve">Veri &amp; Otomasyon: </w:t>
+      </w:r>
+      <w:r>
+        <w:t>Selenium, Web Scraping, Git</w:t>
       </w:r>
     </w:p>
     <w:p>
       <w:r>
-        <w:t>Fırat Üniversitesi İstatistik 1. sınıf öğrencisiyim. Web geliştirme ve veri odaklı teknolojilerle ilgileniyorum. Frontend ve veri otomasyonu alanında kendimi geliştiriyorum.</w:t>
+        <w:rPr>
+          <w:b/>
+          <w:color w:val="2980B9"/>
+          <w:sz w:val="24"/>
+        </w:rPr>
+        <w:t>PROJELER</w:t>
+      </w:r>
+    </w:p>
+    <w:p>
+      <w:r>
+        <w:rPr>
+          <w:b/>
+        </w:rPr>
+        <w:t>temelanaliz.com (Python, Selenium, Web)</w:t>
       </w:r>
     </w:p>
     <w:p>
       <w:pPr>
-        <w:pStyle w:val="Heading1"/>
+        <w:pStyle w:val="ListBullet"/>
       </w:pPr>
       <w:r>
-        <w:t>Teknik Yetenekler</w:t>
+        <w:t>Web sitelerinden veri çekme otomasyonları geliştirildi.</w:t>
+      </w:r>
+    </w:p>
+    <w:p>
+      <w:pPr>
+        <w:pStyle w:val="ListBullet"/>
+      </w:pPr>
+      <w:r>
+        <w:t>Sayfa içeriklerini analiz ederek yapılandırılmış veri (structured data) oluşturuldu.</w:t>
+      </w:r>
+    </w:p>
+    <w:p>
+      <w:pPr>
+        <w:pStyle w:val="ListBullet"/>
+      </w:pPr>
+      <w:r>
+        <w:t>Bot ve scraping scriptleri yazıldı.</w:t>
       </w:r>
     </w:p>
     <w:p>
       <w:r>
-        <w:t>Frontend: HTML, CSS, JavaScript</w:t>
-        <w:br/>
-        <w:t>Frameworkler: Svelte, Qwik, Astro</w:t>
-        <w:br/>
-        <w:t>Backend / Script: Python (başlangıç-orta)</w:t>
-        <w:br/>
-        <w:t>Veri &amp; Otomasyon: Selenium, Web Scraping</w:t>
-        <w:br/>
-        <w:t>Diğer: C (başlangıç), Git (temel)</w:t>
+        <w:rPr>
+          <w:b/>
+        </w:rPr>
+        <w:t>yakupie.com.tr (Astro.js, HTML, CSS, JavaScript)</w:t>
       </w:r>
     </w:p>
     <w:p>
       <w:pPr>
-        <w:pStyle w:val="Heading1"/>
+        <w:pStyle w:val="ListBullet"/>
       </w:pPr>
       <w:r>
-        <w:t>Projeler</w:t>
+        <w:t>Kişisel portfolyo sitesi güncel framework teknolojileri ile geliştirildi.</w:t>
+      </w:r>
+    </w:p>
+    <w:p>
+      <w:pPr>
+        <w:pStyle w:val="ListBullet"/>
+      </w:pPr>
+      <w:r>
+        <w:t>Performans optimizasyonu ve hız odaklı mimari kurgulandı.</w:t>
       </w:r>
     </w:p>
     <w:p>
       <w:r>
-        <w:t>temelanaliz.com (Python + Selenium + Web)</w:t>
-        <w:br/>
-        <w:t>- Web sitelerinden veri çekme otomasyonları geliştirdim</w:t>
-        <w:br/>
-        <w:t>- Sayfa içeriklerini analiz ederek structured data oluşturdum</w:t>
-        <w:br/>
-        <w:t>- Bot ve scraping scriptleri yazdım</w:t>
-        <w:br/>
-        <w:t>GitHub: https://github.com/Yakupie/temel-analiz.com</w:t>
-        <w:br/>
-        <w:br/>
-        <w:t>Frontend Projeleri</w:t>
-        <w:br/>
-        <w:t>- HTML/CSS/JS ile responsive arayüzler geliştirdim</w:t>
-        <w:br/>
-        <w:t>- Svelte / Qwik / Astro ile modern UI çalışmalar yaptım</w:t>
-        <w:br/>
-        <w:t>- Component bazlı UI yapıları üzerinde çalıştım</w:t>
-      </w:r>
-    </w:p>
-    <w:p>
-      <w:pPr>
-        <w:pStyle w:val="Heading1"/>
-      </w:pPr>
-      <w:r>
-        <w:t>Eğitim</w:t>
+        <w:rPr>
+          <w:b/>
+          <w:color w:val="2980B9"/>
+          <w:sz w:val="24"/>
+        </w:rPr>
+        <w:t>EĞITIM</w:t>
       </w:r>
     </w:p>
     <w:p>
       <w:r>
-        <w:t>Fırat Üniversitesi - İstatistik (Devam ediyor)</w:t>
-      </w:r>
-    </w:p>
-    <w:p>
-      <w:pPr>
-        <w:pStyle w:val="Heading1"/>
-      </w:pPr>
-      <w:r>
-        <w:t>Amaç</w:t>
+        <w:rPr>
+          <w:b/>
+        </w:rPr>
+        <w:t>Fırat Üniversitesi</w:t>
       </w:r>
     </w:p>
     <w:p>
       <w:r>
-        <w:t>Web geliştirme ve veri teknolojileri alanında staj yaparak gerçek proje deneyimi kazanmak ve ekibe katkı sağlamak.</w:t>
+        <w:t>İstatistik Lisans Bölümü (1. Sınıf - Devam Ediyor)</w:t>
       </w:r>
     </w:p>
     <w:sectPr>
@@ -494,6 +570,10 @@
     <w:name w:val="Normal"/>
     <w:qFormat/>
     <w:rsid w:val="00FC693F"/>
+    <w:rPr>
+      <w:rFonts w:ascii="Calibri" w:hAnsi="Calibri"/>
+      <w:sz w:val="22"/>
+    </w:rPr>
   </w:style>
   <w:style w:type="paragraph" w:styleId="Header">
     <w:name w:val="header"/>
